--- a/SOP_BIRDEYE.docx
+++ b/SOP_BIRDEYE.docx
@@ -708,125 +708,6 @@
     <w:p>
       <w:pPr>
         <w:pStyle w:val="Heading2"/>
-        <w:rPr/>
-      </w:pPr>
-      <w:r>
-        <w:rPr>
-          <w:rFonts w:eastAsia="Arial" w:cs="Arial" w:ascii="Arial" w:hAnsi="Arial"/>
-        </w:rPr>
-        <w:t>Token Setup</w:t>
-      </w:r>
-    </w:p>
-    <w:p>
-      <w:pPr>
-        <w:pStyle w:val="ListParagraph"/>
-        <w:numPr>
-          <w:ilvl w:val="0"/>
-          <w:numId w:val="5"/>
-        </w:numPr>
-        <w:rPr/>
-      </w:pPr>
-      <w:r>
-        <w:rPr>
-          <w:rFonts w:eastAsia="Arial" w:cs="Arial"/>
-          <w:sz w:val="22"/>
-          <w:szCs w:val="22"/>
-        </w:rPr>
-        <w:t>Log into the Scentbird CRM (crm.scentbird.com).</w:t>
-      </w:r>
-    </w:p>
-    <w:p>
-      <w:pPr>
-        <w:pStyle w:val="ListParagraph"/>
-        <w:numPr>
-          <w:ilvl w:val="0"/>
-          <w:numId w:val="6"/>
-        </w:numPr>
-        <w:rPr/>
-      </w:pPr>
-      <w:r>
-        <w:rPr>
-          <w:rFonts w:eastAsia="Arial" w:cs="Arial"/>
-          <w:sz w:val="22"/>
-          <w:szCs w:val="22"/>
-        </w:rPr>
-        <w:t>In CRM, press 🔑 Token, and copy the contents.</w:t>
-      </w:r>
-    </w:p>
-    <w:p>
-      <w:pPr>
-        <w:pStyle w:val="ListParagraph"/>
-        <w:numPr>
-          <w:ilvl w:val="0"/>
-          <w:numId w:val="7"/>
-        </w:numPr>
-        <w:rPr/>
-      </w:pPr>
-      <w:r>
-        <w:rPr>
-          <w:rFonts w:eastAsia="Arial" w:cs="Arial"/>
-          <w:sz w:val="22"/>
-          <w:szCs w:val="22"/>
-        </w:rPr>
-        <w:t>In Kustomer, click 🔑 Token in the toolbar → paste → Save.</w:t>
-      </w:r>
-    </w:p>
-    <w:p>
-      <w:pPr>
-        <w:pStyle w:val="ListParagraph"/>
-        <w:numPr>
-          <w:ilvl w:val="0"/>
-          <w:numId w:val="8"/>
-        </w:numPr>
-        <w:rPr>
-          <w:rFonts w:ascii="Arial" w:hAnsi="Arial" w:eastAsia="Arial" w:cs="Arial"/>
-          <w:i/>
-          <w:i/>
-          <w:iCs/>
-          <w:color w:val="666666"/>
-          <w:sz w:val="22"/>
-          <w:szCs w:val="22"/>
-        </w:rPr>
-      </w:pPr>
-      <w:r>
-        <w:rPr>
-          <w:rFonts w:eastAsia="Arial" w:cs="Arial"/>
-          <w:sz w:val="22"/>
-          <w:szCs w:val="22"/>
-        </w:rPr>
-        <w:t>The token is validated automatically on page load. If expired, the Token button shows "⚠ Token Expired" — repeat steps 2–3.</w:t>
-      </w:r>
-    </w:p>
-    <w:p>
-      <w:pPr>
-        <w:pStyle w:val="Normal"/>
-        <w:spacing w:before="0" w:after="120"/>
-        <w:rPr/>
-      </w:pPr>
-      <w:r>
-        <w:rPr>
-          <w:rFonts w:eastAsia="Arial" w:cs="Arial"/>
-          <w:i/>
-          <w:iCs/>
-          <w:color w:val="666666"/>
-          <w:sz w:val="22"/>
-          <w:szCs w:val="22"/>
-        </w:rPr>
-        <w:t>If Cloudflare blocks access, the Token button shows "⚠ CRM Captcha" in amber — open CRM in your browser to solve the challenge.</w:t>
-      </w:r>
-    </w:p>
-    <w:p>
-      <w:pPr>
-        <w:pStyle w:val="Normal"/>
-        <w:rPr/>
-      </w:pPr>
-      <w:r>
-        <w:rPr/>
-      </w:r>
-    </w:p>
-    <w:p>
-      <w:pPr>
-        <w:pStyle w:val="Heading1"/>
         <w:rPr>
           <w:rFonts w:ascii="Arial" w:hAnsi="Arial" w:eastAsia="Arial" w:cs="Arial"/>
         </w:rPr>
@@ -1502,69 +1383,6 @@
                 <w:szCs w:val="20"/>
               </w:rPr>
               <w:t>Open the customer's Scentbird account in a new tab</w:t>
-            </w:r>
-          </w:p>
-        </w:tc>
-      </w:tr>
-      <w:tr>
-        <w:trPr/>
-        <w:tc>
-          <w:tcPr>
-            <w:tcW w:w="2500" w:type="dxa"/>
-            <w:tcBorders>
-              <w:top w:val="single" w:sz="2" w:space="0" w:color="CCCCCC"/>
-              <w:left w:val="single" w:sz="2" w:space="0" w:color="CCCCCC"/>
-              <w:bottom w:val="single" w:sz="2" w:space="0" w:color="CCCCCC"/>
-              <w:right w:val="single" w:sz="2" w:space="0" w:color="CCCCCC"/>
-            </w:tcBorders>
-          </w:tcPr>
-          <w:p>
-            <w:pPr>
-              <w:pStyle w:val="Normal"/>
-              <w:widowControl w:val="false"/>
-              <w:rPr/>
-            </w:pPr>
-            <w:r>
-              <w:rPr>
-                <w:rFonts w:eastAsia="Arial" w:cs="Arial"/>
-                <w:sz w:val="20"/>
-                <w:szCs w:val="20"/>
-              </w:rPr>
-              <w:t xml:space="preserve">🔑 </w:t>
-            </w:r>
-            <w:r>
-              <w:rPr>
-                <w:rFonts w:eastAsia="Arial" w:cs="Arial"/>
-                <w:sz w:val="20"/>
-                <w:szCs w:val="20"/>
-              </w:rPr>
-              <w:t>Token</w:t>
-            </w:r>
-          </w:p>
-        </w:tc>
-        <w:tc>
-          <w:tcPr>
-            <w:tcW w:w="6859" w:type="dxa"/>
-            <w:tcBorders>
-              <w:top w:val="single" w:sz="2" w:space="0" w:color="CCCCCC"/>
-              <w:left w:val="single" w:sz="2" w:space="0" w:color="CCCCCC"/>
-              <w:bottom w:val="single" w:sz="2" w:space="0" w:color="CCCCCC"/>
-              <w:right w:val="single" w:sz="2" w:space="0" w:color="CCCCCC"/>
-            </w:tcBorders>
-          </w:tcPr>
-          <w:p>
-            <w:pPr>
-              <w:pStyle w:val="Normal"/>
-              <w:widowControl w:val="false"/>
-              <w:rPr/>
-            </w:pPr>
-            <w:r>
-              <w:rPr>
-                <w:rFonts w:eastAsia="Arial" w:cs="Arial"/>
-                <w:sz w:val="20"/>
-                <w:szCs w:val="20"/>
-              </w:rPr>
-              <w:t>Manage CRM bearer token</w:t>
             </w:r>
           </w:p>
         </w:tc>
@@ -3175,7 +2993,7 @@
         <w:pStyle w:val="ListParagraph"/>
         <w:numPr>
           <w:ilvl w:val="0"/>
-          <w:numId w:val="2"/>
+          <w:numId w:val="1"/>
         </w:numPr>
         <w:rPr/>
       </w:pPr>
@@ -3193,7 +3011,7 @@
         <w:pStyle w:val="ListParagraph"/>
         <w:numPr>
           <w:ilvl w:val="0"/>
-          <w:numId w:val="2"/>
+          <w:numId w:val="1"/>
         </w:numPr>
         <w:rPr/>
       </w:pPr>
@@ -3211,7 +3029,7 @@
         <w:pStyle w:val="ListParagraph"/>
         <w:numPr>
           <w:ilvl w:val="0"/>
-          <w:numId w:val="2"/>
+          <w:numId w:val="1"/>
         </w:numPr>
         <w:rPr/>
       </w:pPr>
@@ -3417,7 +3235,7 @@
         <w:pStyle w:val="ListParagraph"/>
         <w:numPr>
           <w:ilvl w:val="0"/>
-          <w:numId w:val="2"/>
+          <w:numId w:val="1"/>
         </w:numPr>
         <w:rPr/>
       </w:pPr>
@@ -3443,7 +3261,7 @@
         <w:pStyle w:val="ListParagraph"/>
         <w:numPr>
           <w:ilvl w:val="0"/>
-          <w:numId w:val="2"/>
+          <w:numId w:val="1"/>
         </w:numPr>
         <w:rPr/>
       </w:pPr>
@@ -3959,7 +3777,7 @@
         <w:pStyle w:val="ListParagraph"/>
         <w:numPr>
           <w:ilvl w:val="0"/>
-          <w:numId w:val="9"/>
+          <w:numId w:val="11"/>
         </w:numPr>
         <w:rPr/>
       </w:pPr>
@@ -3977,7 +3795,7 @@
         <w:pStyle w:val="ListParagraph"/>
         <w:numPr>
           <w:ilvl w:val="0"/>
-          <w:numId w:val="10"/>
+          <w:numId w:val="12"/>
         </w:numPr>
         <w:rPr/>
       </w:pPr>
@@ -3995,7 +3813,7 @@
         <w:pStyle w:val="ListParagraph"/>
         <w:numPr>
           <w:ilvl w:val="0"/>
-          <w:numId w:val="11"/>
+          <w:numId w:val="13"/>
         </w:numPr>
         <w:rPr/>
       </w:pPr>
@@ -4641,42 +4459,6 @@
         <w:pStyle w:val="ListParagraph"/>
         <w:numPr>
           <w:ilvl w:val="0"/>
-          <w:numId w:val="12"/>
-        </w:numPr>
-        <w:rPr/>
-      </w:pPr>
-      <w:r>
-        <w:rPr>
-          <w:rFonts w:eastAsia="Arial" w:cs="Arial"/>
-          <w:sz w:val="22"/>
-          <w:szCs w:val="22"/>
-        </w:rPr>
-        <w:t>Click 💳 Recent Charges → panel shows all charges from the most recent billing month.</w:t>
-      </w:r>
-    </w:p>
-    <w:p>
-      <w:pPr>
-        <w:pStyle w:val="ListParagraph"/>
-        <w:numPr>
-          <w:ilvl w:val="0"/>
-          <w:numId w:val="13"/>
-        </w:numPr>
-        <w:rPr/>
-      </w:pPr>
-      <w:r>
-        <w:rPr>
-          <w:rFonts w:eastAsia="Arial" w:cs="Arial"/>
-          <w:sz w:val="22"/>
-          <w:szCs w:val="22"/>
-        </w:rPr>
-        <w:t>Failed charges appear first (compacted, red section).</w:t>
-      </w:r>
-    </w:p>
-    <w:p>
-      <w:pPr>
-        <w:pStyle w:val="ListParagraph"/>
-        <w:numPr>
-          <w:ilvl w:val="0"/>
           <w:numId w:val="14"/>
         </w:numPr>
         <w:rPr/>
@@ -4687,7 +4469,7 @@
           <w:sz w:val="22"/>
           <w:szCs w:val="22"/>
         </w:rPr>
-        <w:t>Successful charges show: total amount, payment method, per-line-item breakdown, refund status.</w:t>
+        <w:t>Click 💳 Recent Charges → panel shows all charges from the most recent billing month.</w:t>
       </w:r>
     </w:p>
     <w:p>
@@ -4696,6 +4478,42 @@
         <w:numPr>
           <w:ilvl w:val="0"/>
           <w:numId w:val="15"/>
+        </w:numPr>
+        <w:rPr/>
+      </w:pPr>
+      <w:r>
+        <w:rPr>
+          <w:rFonts w:eastAsia="Arial" w:cs="Arial"/>
+          <w:sz w:val="22"/>
+          <w:szCs w:val="22"/>
+        </w:rPr>
+        <w:t>Failed charges appear first (compacted, red section).</w:t>
+      </w:r>
+    </w:p>
+    <w:p>
+      <w:pPr>
+        <w:pStyle w:val="ListParagraph"/>
+        <w:numPr>
+          <w:ilvl w:val="0"/>
+          <w:numId w:val="16"/>
+        </w:numPr>
+        <w:rPr/>
+      </w:pPr>
+      <w:r>
+        <w:rPr>
+          <w:rFonts w:eastAsia="Arial" w:cs="Arial"/>
+          <w:sz w:val="22"/>
+          <w:szCs w:val="22"/>
+        </w:rPr>
+        <w:t>Successful charges show: total amount, payment method, per-line-item breakdown, refund status.</w:t>
+      </w:r>
+    </w:p>
+    <w:p>
+      <w:pPr>
+        <w:pStyle w:val="ListParagraph"/>
+        <w:numPr>
+          <w:ilvl w:val="0"/>
+          <w:numId w:val="17"/>
         </w:numPr>
         <w:rPr/>
       </w:pPr>
@@ -7068,7 +6886,7 @@
                 <w:sz w:val="20"/>
                 <w:szCs w:val="20"/>
               </w:rPr>
-              <w:t>"No token" on button click</w:t>
+              <w:t>"⚠ CRM Captcha" on toolbar</w:t>
             </w:r>
           </w:p>
         </w:tc>
@@ -7094,7 +6912,7 @@
                 <w:sz w:val="20"/>
                 <w:szCs w:val="20"/>
               </w:rPr>
-              <w:t>Token expired or not set</w:t>
+              <w:t>Cloudflare challenge required</w:t>
             </w:r>
           </w:p>
         </w:tc>
@@ -7120,7 +6938,7 @@
                 <w:sz w:val="20"/>
                 <w:szCs w:val="20"/>
               </w:rPr>
-              <w:t>Click 🔑 Token → paste a fresh token from CRM</w:t>
+              <w:t>Open CRM in browser, solve the captcha, then retry</w:t>
             </w:r>
           </w:p>
         </w:tc>
@@ -7149,7 +6967,7 @@
                 <w:sz w:val="20"/>
                 <w:szCs w:val="20"/>
               </w:rPr>
-              <w:t>"⚠ Token Expired" on toolbar</w:t>
+              <w:t>"No email" on button click</w:t>
             </w:r>
           </w:p>
         </w:tc>
@@ -7175,7 +6993,7 @@
                 <w:sz w:val="20"/>
                 <w:szCs w:val="20"/>
               </w:rPr>
-              <w:t>Token validation failed</w:t>
+              <w:t>No email in Kustomer profile</w:t>
             </w:r>
           </w:p>
         </w:tc>
@@ -7201,7 +7019,7 @@
                 <w:sz w:val="20"/>
                 <w:szCs w:val="20"/>
               </w:rPr>
-              <w:t>Same as above</w:t>
+              <w:t>Use CRM Search to find and apply the account</w:t>
             </w:r>
           </w:p>
         </w:tc>
@@ -7230,7 +7048,7 @@
                 <w:sz w:val="20"/>
                 <w:szCs w:val="20"/>
               </w:rPr>
-              <w:t>"⚠ CRM Captcha" on toolbar</w:t>
+              <w:t>Stale data after an action</w:t>
             </w:r>
           </w:p>
         </w:tc>
@@ -7256,7 +7074,7 @@
                 <w:sz w:val="20"/>
                 <w:szCs w:val="20"/>
               </w:rPr>
-              <w:t>Cloudflare challenge required</w:t>
+              <w:t>Cache not refreshed</w:t>
             </w:r>
           </w:p>
         </w:tc>
@@ -7282,7 +7100,7 @@
                 <w:sz w:val="20"/>
                 <w:szCs w:val="20"/>
               </w:rPr>
-              <w:t>Open CRM in browser, solve the captcha, then retry</w:t>
+              <w:t>Navigate away and back</w:t>
             </w:r>
           </w:p>
         </w:tc>
@@ -7311,7 +7129,7 @@
                 <w:sz w:val="20"/>
                 <w:szCs w:val="20"/>
               </w:rPr>
-              <w:t>"No email" on button click</w:t>
+              <w:t>Auth popup doesn't close</w:t>
             </w:r>
           </w:p>
         </w:tc>
@@ -7337,7 +7155,7 @@
                 <w:sz w:val="20"/>
                 <w:szCs w:val="20"/>
               </w:rPr>
-              <w:t>No email in Kustomer profile</w:t>
+              <w:t>DataDome challenge in popup</w:t>
             </w:r>
           </w:p>
         </w:tc>
@@ -7363,168 +7181,6 @@
                 <w:sz w:val="20"/>
                 <w:szCs w:val="20"/>
               </w:rPr>
-              <w:t>Use CRM Search to find and apply the account</w:t>
-            </w:r>
-          </w:p>
-        </w:tc>
-      </w:tr>
-      <w:tr>
-        <w:trPr/>
-        <w:tc>
-          <w:tcPr>
-            <w:tcW w:w="2500" w:type="dxa"/>
-            <w:tcBorders>
-              <w:top w:val="single" w:sz="2" w:space="0" w:color="CCCCCC"/>
-              <w:left w:val="single" w:sz="2" w:space="0" w:color="CCCCCC"/>
-              <w:bottom w:val="single" w:sz="2" w:space="0" w:color="CCCCCC"/>
-              <w:right w:val="single" w:sz="2" w:space="0" w:color="CCCCCC"/>
-            </w:tcBorders>
-          </w:tcPr>
-          <w:p>
-            <w:pPr>
-              <w:pStyle w:val="Normal"/>
-              <w:widowControl w:val="false"/>
-              <w:rPr/>
-            </w:pPr>
-            <w:r>
-              <w:rPr>
-                <w:rFonts w:eastAsia="Arial" w:cs="Arial"/>
-                <w:sz w:val="20"/>
-                <w:szCs w:val="20"/>
-              </w:rPr>
-              <w:t>Stale data after an action</w:t>
-            </w:r>
-          </w:p>
-        </w:tc>
-        <w:tc>
-          <w:tcPr>
-            <w:tcW w:w="2500" w:type="dxa"/>
-            <w:tcBorders>
-              <w:top w:val="single" w:sz="2" w:space="0" w:color="CCCCCC"/>
-              <w:left w:val="single" w:sz="2" w:space="0" w:color="CCCCCC"/>
-              <w:bottom w:val="single" w:sz="2" w:space="0" w:color="CCCCCC"/>
-              <w:right w:val="single" w:sz="2" w:space="0" w:color="CCCCCC"/>
-            </w:tcBorders>
-          </w:tcPr>
-          <w:p>
-            <w:pPr>
-              <w:pStyle w:val="Normal"/>
-              <w:widowControl w:val="false"/>
-              <w:rPr/>
-            </w:pPr>
-            <w:r>
-              <w:rPr>
-                <w:rFonts w:eastAsia="Arial" w:cs="Arial"/>
-                <w:sz w:val="20"/>
-                <w:szCs w:val="20"/>
-              </w:rPr>
-              <w:t>Cache not refreshed</w:t>
-            </w:r>
-          </w:p>
-        </w:tc>
-        <w:tc>
-          <w:tcPr>
-            <w:tcW w:w="4360" w:type="dxa"/>
-            <w:tcBorders>
-              <w:top w:val="single" w:sz="2" w:space="0" w:color="CCCCCC"/>
-              <w:left w:val="single" w:sz="2" w:space="0" w:color="CCCCCC"/>
-              <w:bottom w:val="single" w:sz="2" w:space="0" w:color="CCCCCC"/>
-              <w:right w:val="single" w:sz="2" w:space="0" w:color="CCCCCC"/>
-            </w:tcBorders>
-          </w:tcPr>
-          <w:p>
-            <w:pPr>
-              <w:pStyle w:val="Normal"/>
-              <w:widowControl w:val="false"/>
-              <w:rPr/>
-            </w:pPr>
-            <w:r>
-              <w:rPr>
-                <w:rFonts w:eastAsia="Arial" w:cs="Arial"/>
-                <w:sz w:val="20"/>
-                <w:szCs w:val="20"/>
-              </w:rPr>
-              <w:t>Navigate away and back</w:t>
-            </w:r>
-          </w:p>
-        </w:tc>
-      </w:tr>
-      <w:tr>
-        <w:trPr/>
-        <w:tc>
-          <w:tcPr>
-            <w:tcW w:w="2500" w:type="dxa"/>
-            <w:tcBorders>
-              <w:top w:val="single" w:sz="2" w:space="0" w:color="CCCCCC"/>
-              <w:left w:val="single" w:sz="2" w:space="0" w:color="CCCCCC"/>
-              <w:bottom w:val="single" w:sz="2" w:space="0" w:color="CCCCCC"/>
-              <w:right w:val="single" w:sz="2" w:space="0" w:color="CCCCCC"/>
-            </w:tcBorders>
-          </w:tcPr>
-          <w:p>
-            <w:pPr>
-              <w:pStyle w:val="Normal"/>
-              <w:widowControl w:val="false"/>
-              <w:rPr/>
-            </w:pPr>
-            <w:r>
-              <w:rPr>
-                <w:rFonts w:eastAsia="Arial" w:cs="Arial"/>
-                <w:sz w:val="20"/>
-                <w:szCs w:val="20"/>
-              </w:rPr>
-              <w:t>Auth popup doesn't close</w:t>
-            </w:r>
-          </w:p>
-        </w:tc>
-        <w:tc>
-          <w:tcPr>
-            <w:tcW w:w="2500" w:type="dxa"/>
-            <w:tcBorders>
-              <w:top w:val="single" w:sz="2" w:space="0" w:color="CCCCCC"/>
-              <w:left w:val="single" w:sz="2" w:space="0" w:color="CCCCCC"/>
-              <w:bottom w:val="single" w:sz="2" w:space="0" w:color="CCCCCC"/>
-              <w:right w:val="single" w:sz="2" w:space="0" w:color="CCCCCC"/>
-            </w:tcBorders>
-          </w:tcPr>
-          <w:p>
-            <w:pPr>
-              <w:pStyle w:val="Normal"/>
-              <w:widowControl w:val="false"/>
-              <w:rPr/>
-            </w:pPr>
-            <w:r>
-              <w:rPr>
-                <w:rFonts w:eastAsia="Arial" w:cs="Arial"/>
-                <w:sz w:val="20"/>
-                <w:szCs w:val="20"/>
-              </w:rPr>
-              <w:t>DataDome challenge in popup</w:t>
-            </w:r>
-          </w:p>
-        </w:tc>
-        <w:tc>
-          <w:tcPr>
-            <w:tcW w:w="4360" w:type="dxa"/>
-            <w:tcBorders>
-              <w:top w:val="single" w:sz="2" w:space="0" w:color="CCCCCC"/>
-              <w:left w:val="single" w:sz="2" w:space="0" w:color="CCCCCC"/>
-              <w:bottom w:val="single" w:sz="2" w:space="0" w:color="CCCCCC"/>
-              <w:right w:val="single" w:sz="2" w:space="0" w:color="CCCCCC"/>
-            </w:tcBorders>
-          </w:tcPr>
-          <w:p>
-            <w:pPr>
-              <w:pStyle w:val="Normal"/>
-              <w:widowControl w:val="false"/>
-              <w:rPr/>
-            </w:pPr>
-            <w:r>
-              <w:rPr>
-                <w:rFonts w:eastAsia="Arial" w:cs="Arial"/>
-                <w:sz w:val="20"/>
-                <w:szCs w:val="20"/>
-              </w:rPr>
               <w:t>Complete the challenge in the popup window, then retry</w:t>
             </w:r>
           </w:p>
@@ -7562,8 +7218,8 @@
   <w:abstractNum w:abstractNumId="1">
     <w:lvl w:ilvl="0">
       <w:start w:val="1"/>
-      <w:numFmt w:val="decimal"/>
-      <w:lvlText w:val="%1."/>
+      <w:numFmt w:val="bullet"/>
+      <w:lvlText w:val=""/>
       <w:lvlJc w:val="left"/>
       <w:pPr>
         <w:tabs>
@@ -7571,7 +7227,9 @@
         </w:tabs>
         <w:ind w:left="720" w:hanging="360"/>
       </w:pPr>
-      <w:rPr/>
+      <w:rPr>
+        <w:rFonts w:ascii="Symbol" w:hAnsi="Symbol" w:cs="Symbol" w:hint="default"/>
+      </w:rPr>
     </w:lvl>
     <w:lvl w:ilvl="1">
       <w:start w:val="1"/>
@@ -7681,8 +7339,8 @@
   <w:abstractNum w:abstractNumId="2">
     <w:lvl w:ilvl="0">
       <w:start w:val="1"/>
-      <w:numFmt w:val="bullet"/>
-      <w:lvlText w:val=""/>
+      <w:numFmt w:val="decimal"/>
+      <w:lvlText w:val="%1."/>
       <w:lvlJc w:val="left"/>
       <w:pPr>
         <w:tabs>
@@ -7690,9 +7348,7 @@
         </w:tabs>
         <w:ind w:left="720" w:hanging="360"/>
       </w:pPr>
-      <w:rPr>
-        <w:rFonts w:ascii="Symbol" w:hAnsi="Symbol" w:cs="Symbol" w:hint="default"/>
-      </w:rPr>
+      <w:rPr/>
     </w:lvl>
     <w:lvl w:ilvl="1">
       <w:start w:val="1"/>
@@ -7919,6 +7575,720 @@
     </w:lvl>
   </w:abstractNum>
   <w:abstractNum w:abstractNumId="4">
+    <w:lvl w:ilvl="0">
+      <w:start w:val="1"/>
+      <w:numFmt w:val="decimal"/>
+      <w:lvlText w:val="%1."/>
+      <w:lvlJc w:val="left"/>
+      <w:pPr>
+        <w:tabs>
+          <w:tab w:val="num" w:pos="0"/>
+        </w:tabs>
+        <w:ind w:left="720" w:hanging="360"/>
+      </w:pPr>
+      <w:rPr/>
+    </w:lvl>
+    <w:lvl w:ilvl="1">
+      <w:start w:val="1"/>
+      <w:numFmt w:val="decimal"/>
+      <w:lvlText w:val="%2."/>
+      <w:lvlJc w:val="left"/>
+      <w:pPr>
+        <w:tabs>
+          <w:tab w:val="num" w:pos="1080"/>
+        </w:tabs>
+        <w:ind w:left="1080" w:hanging="360"/>
+      </w:pPr>
+      <w:rPr/>
+    </w:lvl>
+    <w:lvl w:ilvl="2">
+      <w:start w:val="1"/>
+      <w:numFmt w:val="decimal"/>
+      <w:lvlText w:val="%3."/>
+      <w:lvlJc w:val="left"/>
+      <w:pPr>
+        <w:tabs>
+          <w:tab w:val="num" w:pos="1440"/>
+        </w:tabs>
+        <w:ind w:left="1440" w:hanging="360"/>
+      </w:pPr>
+      <w:rPr/>
+    </w:lvl>
+    <w:lvl w:ilvl="3">
+      <w:start w:val="1"/>
+      <w:numFmt w:val="decimal"/>
+      <w:lvlText w:val="%4."/>
+      <w:lvlJc w:val="left"/>
+      <w:pPr>
+        <w:tabs>
+          <w:tab w:val="num" w:pos="1800"/>
+        </w:tabs>
+        <w:ind w:left="1800" w:hanging="360"/>
+      </w:pPr>
+      <w:rPr/>
+    </w:lvl>
+    <w:lvl w:ilvl="4">
+      <w:start w:val="1"/>
+      <w:numFmt w:val="decimal"/>
+      <w:lvlText w:val="%5."/>
+      <w:lvlJc w:val="left"/>
+      <w:pPr>
+        <w:tabs>
+          <w:tab w:val="num" w:pos="2160"/>
+        </w:tabs>
+        <w:ind w:left="2160" w:hanging="360"/>
+      </w:pPr>
+      <w:rPr/>
+    </w:lvl>
+    <w:lvl w:ilvl="5">
+      <w:start w:val="1"/>
+      <w:numFmt w:val="decimal"/>
+      <w:lvlText w:val="%6."/>
+      <w:lvlJc w:val="left"/>
+      <w:pPr>
+        <w:tabs>
+          <w:tab w:val="num" w:pos="2520"/>
+        </w:tabs>
+        <w:ind w:left="2520" w:hanging="360"/>
+      </w:pPr>
+      <w:rPr/>
+    </w:lvl>
+    <w:lvl w:ilvl="6">
+      <w:start w:val="1"/>
+      <w:numFmt w:val="decimal"/>
+      <w:lvlText w:val="%7."/>
+      <w:lvlJc w:val="left"/>
+      <w:pPr>
+        <w:tabs>
+          <w:tab w:val="num" w:pos="2880"/>
+        </w:tabs>
+        <w:ind w:left="2880" w:hanging="360"/>
+      </w:pPr>
+      <w:rPr/>
+    </w:lvl>
+    <w:lvl w:ilvl="7">
+      <w:start w:val="1"/>
+      <w:numFmt w:val="decimal"/>
+      <w:lvlText w:val="%8."/>
+      <w:lvlJc w:val="left"/>
+      <w:pPr>
+        <w:tabs>
+          <w:tab w:val="num" w:pos="3240"/>
+        </w:tabs>
+        <w:ind w:left="3240" w:hanging="360"/>
+      </w:pPr>
+      <w:rPr/>
+    </w:lvl>
+    <w:lvl w:ilvl="8">
+      <w:start w:val="1"/>
+      <w:numFmt w:val="decimal"/>
+      <w:lvlText w:val="%9."/>
+      <w:lvlJc w:val="left"/>
+      <w:pPr>
+        <w:tabs>
+          <w:tab w:val="num" w:pos="3600"/>
+        </w:tabs>
+        <w:ind w:left="3600" w:hanging="360"/>
+      </w:pPr>
+      <w:rPr/>
+    </w:lvl>
+  </w:abstractNum>
+  <w:abstractNum w:abstractNumId="5">
+    <w:lvl w:ilvl="0">
+      <w:start w:val="1"/>
+      <w:numFmt w:val="decimal"/>
+      <w:lvlText w:val="%1."/>
+      <w:lvlJc w:val="left"/>
+      <w:pPr>
+        <w:tabs>
+          <w:tab w:val="num" w:pos="0"/>
+        </w:tabs>
+        <w:ind w:left="720" w:hanging="360"/>
+      </w:pPr>
+      <w:rPr/>
+    </w:lvl>
+    <w:lvl w:ilvl="1">
+      <w:start w:val="1"/>
+      <w:numFmt w:val="decimal"/>
+      <w:lvlText w:val="%2."/>
+      <w:lvlJc w:val="left"/>
+      <w:pPr>
+        <w:tabs>
+          <w:tab w:val="num" w:pos="1080"/>
+        </w:tabs>
+        <w:ind w:left="1080" w:hanging="360"/>
+      </w:pPr>
+      <w:rPr/>
+    </w:lvl>
+    <w:lvl w:ilvl="2">
+      <w:start w:val="1"/>
+      <w:numFmt w:val="decimal"/>
+      <w:lvlText w:val="%3."/>
+      <w:lvlJc w:val="left"/>
+      <w:pPr>
+        <w:tabs>
+          <w:tab w:val="num" w:pos="1440"/>
+        </w:tabs>
+        <w:ind w:left="1440" w:hanging="360"/>
+      </w:pPr>
+      <w:rPr/>
+    </w:lvl>
+    <w:lvl w:ilvl="3">
+      <w:start w:val="1"/>
+      <w:numFmt w:val="decimal"/>
+      <w:lvlText w:val="%4."/>
+      <w:lvlJc w:val="left"/>
+      <w:pPr>
+        <w:tabs>
+          <w:tab w:val="num" w:pos="1800"/>
+        </w:tabs>
+        <w:ind w:left="1800" w:hanging="360"/>
+      </w:pPr>
+      <w:rPr/>
+    </w:lvl>
+    <w:lvl w:ilvl="4">
+      <w:start w:val="1"/>
+      <w:numFmt w:val="decimal"/>
+      <w:lvlText w:val="%5."/>
+      <w:lvlJc w:val="left"/>
+      <w:pPr>
+        <w:tabs>
+          <w:tab w:val="num" w:pos="2160"/>
+        </w:tabs>
+        <w:ind w:left="2160" w:hanging="360"/>
+      </w:pPr>
+      <w:rPr/>
+    </w:lvl>
+    <w:lvl w:ilvl="5">
+      <w:start w:val="1"/>
+      <w:numFmt w:val="decimal"/>
+      <w:lvlText w:val="%6."/>
+      <w:lvlJc w:val="left"/>
+      <w:pPr>
+        <w:tabs>
+          <w:tab w:val="num" w:pos="2520"/>
+        </w:tabs>
+        <w:ind w:left="2520" w:hanging="360"/>
+      </w:pPr>
+      <w:rPr/>
+    </w:lvl>
+    <w:lvl w:ilvl="6">
+      <w:start w:val="1"/>
+      <w:numFmt w:val="decimal"/>
+      <w:lvlText w:val="%7."/>
+      <w:lvlJc w:val="left"/>
+      <w:pPr>
+        <w:tabs>
+          <w:tab w:val="num" w:pos="2880"/>
+        </w:tabs>
+        <w:ind w:left="2880" w:hanging="360"/>
+      </w:pPr>
+      <w:rPr/>
+    </w:lvl>
+    <w:lvl w:ilvl="7">
+      <w:start w:val="1"/>
+      <w:numFmt w:val="decimal"/>
+      <w:lvlText w:val="%8."/>
+      <w:lvlJc w:val="left"/>
+      <w:pPr>
+        <w:tabs>
+          <w:tab w:val="num" w:pos="3240"/>
+        </w:tabs>
+        <w:ind w:left="3240" w:hanging="360"/>
+      </w:pPr>
+      <w:rPr/>
+    </w:lvl>
+    <w:lvl w:ilvl="8">
+      <w:start w:val="1"/>
+      <w:numFmt w:val="decimal"/>
+      <w:lvlText w:val="%9."/>
+      <w:lvlJc w:val="left"/>
+      <w:pPr>
+        <w:tabs>
+          <w:tab w:val="num" w:pos="3600"/>
+        </w:tabs>
+        <w:ind w:left="3600" w:hanging="360"/>
+      </w:pPr>
+      <w:rPr/>
+    </w:lvl>
+  </w:abstractNum>
+  <w:abstractNum w:abstractNumId="6">
+    <w:lvl w:ilvl="0">
+      <w:start w:val="1"/>
+      <w:numFmt w:val="decimal"/>
+      <w:lvlText w:val="%1."/>
+      <w:lvlJc w:val="left"/>
+      <w:pPr>
+        <w:tabs>
+          <w:tab w:val="num" w:pos="0"/>
+        </w:tabs>
+        <w:ind w:left="720" w:hanging="360"/>
+      </w:pPr>
+      <w:rPr/>
+    </w:lvl>
+    <w:lvl w:ilvl="1">
+      <w:start w:val="1"/>
+      <w:numFmt w:val="decimal"/>
+      <w:lvlText w:val="%2."/>
+      <w:lvlJc w:val="left"/>
+      <w:pPr>
+        <w:tabs>
+          <w:tab w:val="num" w:pos="1080"/>
+        </w:tabs>
+        <w:ind w:left="1080" w:hanging="360"/>
+      </w:pPr>
+      <w:rPr/>
+    </w:lvl>
+    <w:lvl w:ilvl="2">
+      <w:start w:val="1"/>
+      <w:numFmt w:val="decimal"/>
+      <w:lvlText w:val="%3."/>
+      <w:lvlJc w:val="left"/>
+      <w:pPr>
+        <w:tabs>
+          <w:tab w:val="num" w:pos="1440"/>
+        </w:tabs>
+        <w:ind w:left="1440" w:hanging="360"/>
+      </w:pPr>
+      <w:rPr/>
+    </w:lvl>
+    <w:lvl w:ilvl="3">
+      <w:start w:val="1"/>
+      <w:numFmt w:val="decimal"/>
+      <w:lvlText w:val="%4."/>
+      <w:lvlJc w:val="left"/>
+      <w:pPr>
+        <w:tabs>
+          <w:tab w:val="num" w:pos="1800"/>
+        </w:tabs>
+        <w:ind w:left="1800" w:hanging="360"/>
+      </w:pPr>
+      <w:rPr/>
+    </w:lvl>
+    <w:lvl w:ilvl="4">
+      <w:start w:val="1"/>
+      <w:numFmt w:val="decimal"/>
+      <w:lvlText w:val="%5."/>
+      <w:lvlJc w:val="left"/>
+      <w:pPr>
+        <w:tabs>
+          <w:tab w:val="num" w:pos="2160"/>
+        </w:tabs>
+        <w:ind w:left="2160" w:hanging="360"/>
+      </w:pPr>
+      <w:rPr/>
+    </w:lvl>
+    <w:lvl w:ilvl="5">
+      <w:start w:val="1"/>
+      <w:numFmt w:val="decimal"/>
+      <w:lvlText w:val="%6."/>
+      <w:lvlJc w:val="left"/>
+      <w:pPr>
+        <w:tabs>
+          <w:tab w:val="num" w:pos="2520"/>
+        </w:tabs>
+        <w:ind w:left="2520" w:hanging="360"/>
+      </w:pPr>
+      <w:rPr/>
+    </w:lvl>
+    <w:lvl w:ilvl="6">
+      <w:start w:val="1"/>
+      <w:numFmt w:val="decimal"/>
+      <w:lvlText w:val="%7."/>
+      <w:lvlJc w:val="left"/>
+      <w:pPr>
+        <w:tabs>
+          <w:tab w:val="num" w:pos="2880"/>
+        </w:tabs>
+        <w:ind w:left="2880" w:hanging="360"/>
+      </w:pPr>
+      <w:rPr/>
+    </w:lvl>
+    <w:lvl w:ilvl="7">
+      <w:start w:val="1"/>
+      <w:numFmt w:val="decimal"/>
+      <w:lvlText w:val="%8."/>
+      <w:lvlJc w:val="left"/>
+      <w:pPr>
+        <w:tabs>
+          <w:tab w:val="num" w:pos="3240"/>
+        </w:tabs>
+        <w:ind w:left="3240" w:hanging="360"/>
+      </w:pPr>
+      <w:rPr/>
+    </w:lvl>
+    <w:lvl w:ilvl="8">
+      <w:start w:val="1"/>
+      <w:numFmt w:val="decimal"/>
+      <w:lvlText w:val="%9."/>
+      <w:lvlJc w:val="left"/>
+      <w:pPr>
+        <w:tabs>
+          <w:tab w:val="num" w:pos="3600"/>
+        </w:tabs>
+        <w:ind w:left="3600" w:hanging="360"/>
+      </w:pPr>
+      <w:rPr/>
+    </w:lvl>
+  </w:abstractNum>
+  <w:abstractNum w:abstractNumId="7">
+    <w:lvl w:ilvl="0">
+      <w:start w:val="1"/>
+      <w:numFmt w:val="decimal"/>
+      <w:lvlText w:val="%1."/>
+      <w:lvlJc w:val="left"/>
+      <w:pPr>
+        <w:tabs>
+          <w:tab w:val="num" w:pos="0"/>
+        </w:tabs>
+        <w:ind w:left="720" w:hanging="360"/>
+      </w:pPr>
+      <w:rPr/>
+    </w:lvl>
+    <w:lvl w:ilvl="1">
+      <w:start w:val="1"/>
+      <w:numFmt w:val="decimal"/>
+      <w:lvlText w:val="%2."/>
+      <w:lvlJc w:val="left"/>
+      <w:pPr>
+        <w:tabs>
+          <w:tab w:val="num" w:pos="1080"/>
+        </w:tabs>
+        <w:ind w:left="1080" w:hanging="360"/>
+      </w:pPr>
+      <w:rPr/>
+    </w:lvl>
+    <w:lvl w:ilvl="2">
+      <w:start w:val="1"/>
+      <w:numFmt w:val="decimal"/>
+      <w:lvlText w:val="%3."/>
+      <w:lvlJc w:val="left"/>
+      <w:pPr>
+        <w:tabs>
+          <w:tab w:val="num" w:pos="1440"/>
+        </w:tabs>
+        <w:ind w:left="1440" w:hanging="360"/>
+      </w:pPr>
+      <w:rPr/>
+    </w:lvl>
+    <w:lvl w:ilvl="3">
+      <w:start w:val="1"/>
+      <w:numFmt w:val="decimal"/>
+      <w:lvlText w:val="%4."/>
+      <w:lvlJc w:val="left"/>
+      <w:pPr>
+        <w:tabs>
+          <w:tab w:val="num" w:pos="1800"/>
+        </w:tabs>
+        <w:ind w:left="1800" w:hanging="360"/>
+      </w:pPr>
+      <w:rPr/>
+    </w:lvl>
+    <w:lvl w:ilvl="4">
+      <w:start w:val="1"/>
+      <w:numFmt w:val="decimal"/>
+      <w:lvlText w:val="%5."/>
+      <w:lvlJc w:val="left"/>
+      <w:pPr>
+        <w:tabs>
+          <w:tab w:val="num" w:pos="2160"/>
+        </w:tabs>
+        <w:ind w:left="2160" w:hanging="360"/>
+      </w:pPr>
+      <w:rPr/>
+    </w:lvl>
+    <w:lvl w:ilvl="5">
+      <w:start w:val="1"/>
+      <w:numFmt w:val="decimal"/>
+      <w:lvlText w:val="%6."/>
+      <w:lvlJc w:val="left"/>
+      <w:pPr>
+        <w:tabs>
+          <w:tab w:val="num" w:pos="2520"/>
+        </w:tabs>
+        <w:ind w:left="2520" w:hanging="360"/>
+      </w:pPr>
+      <w:rPr/>
+    </w:lvl>
+    <w:lvl w:ilvl="6">
+      <w:start w:val="1"/>
+      <w:numFmt w:val="decimal"/>
+      <w:lvlText w:val="%7."/>
+      <w:lvlJc w:val="left"/>
+      <w:pPr>
+        <w:tabs>
+          <w:tab w:val="num" w:pos="2880"/>
+        </w:tabs>
+        <w:ind w:left="2880" w:hanging="360"/>
+      </w:pPr>
+      <w:rPr/>
+    </w:lvl>
+    <w:lvl w:ilvl="7">
+      <w:start w:val="1"/>
+      <w:numFmt w:val="decimal"/>
+      <w:lvlText w:val="%8."/>
+      <w:lvlJc w:val="left"/>
+      <w:pPr>
+        <w:tabs>
+          <w:tab w:val="num" w:pos="3240"/>
+        </w:tabs>
+        <w:ind w:left="3240" w:hanging="360"/>
+      </w:pPr>
+      <w:rPr/>
+    </w:lvl>
+    <w:lvl w:ilvl="8">
+      <w:start w:val="1"/>
+      <w:numFmt w:val="decimal"/>
+      <w:lvlText w:val="%9."/>
+      <w:lvlJc w:val="left"/>
+      <w:pPr>
+        <w:tabs>
+          <w:tab w:val="num" w:pos="3600"/>
+        </w:tabs>
+        <w:ind w:left="3600" w:hanging="360"/>
+      </w:pPr>
+      <w:rPr/>
+    </w:lvl>
+  </w:abstractNum>
+  <w:abstractNum w:abstractNumId="8">
+    <w:lvl w:ilvl="0">
+      <w:start w:val="1"/>
+      <w:numFmt w:val="decimal"/>
+      <w:lvlText w:val="%1."/>
+      <w:lvlJc w:val="left"/>
+      <w:pPr>
+        <w:tabs>
+          <w:tab w:val="num" w:pos="0"/>
+        </w:tabs>
+        <w:ind w:left="720" w:hanging="360"/>
+      </w:pPr>
+      <w:rPr/>
+    </w:lvl>
+    <w:lvl w:ilvl="1">
+      <w:start w:val="1"/>
+      <w:numFmt w:val="decimal"/>
+      <w:lvlText w:val="%2."/>
+      <w:lvlJc w:val="left"/>
+      <w:pPr>
+        <w:tabs>
+          <w:tab w:val="num" w:pos="1080"/>
+        </w:tabs>
+        <w:ind w:left="1080" w:hanging="360"/>
+      </w:pPr>
+      <w:rPr/>
+    </w:lvl>
+    <w:lvl w:ilvl="2">
+      <w:start w:val="1"/>
+      <w:numFmt w:val="decimal"/>
+      <w:lvlText w:val="%3."/>
+      <w:lvlJc w:val="left"/>
+      <w:pPr>
+        <w:tabs>
+          <w:tab w:val="num" w:pos="1440"/>
+        </w:tabs>
+        <w:ind w:left="1440" w:hanging="360"/>
+      </w:pPr>
+      <w:rPr/>
+    </w:lvl>
+    <w:lvl w:ilvl="3">
+      <w:start w:val="1"/>
+      <w:numFmt w:val="decimal"/>
+      <w:lvlText w:val="%4."/>
+      <w:lvlJc w:val="left"/>
+      <w:pPr>
+        <w:tabs>
+          <w:tab w:val="num" w:pos="1800"/>
+        </w:tabs>
+        <w:ind w:left="1800" w:hanging="360"/>
+      </w:pPr>
+      <w:rPr/>
+    </w:lvl>
+    <w:lvl w:ilvl="4">
+      <w:start w:val="1"/>
+      <w:numFmt w:val="decimal"/>
+      <w:lvlText w:val="%5."/>
+      <w:lvlJc w:val="left"/>
+      <w:pPr>
+        <w:tabs>
+          <w:tab w:val="num" w:pos="2160"/>
+        </w:tabs>
+        <w:ind w:left="2160" w:hanging="360"/>
+      </w:pPr>
+      <w:rPr/>
+    </w:lvl>
+    <w:lvl w:ilvl="5">
+      <w:start w:val="1"/>
+      <w:numFmt w:val="decimal"/>
+      <w:lvlText w:val="%6."/>
+      <w:lvlJc w:val="left"/>
+      <w:pPr>
+        <w:tabs>
+          <w:tab w:val="num" w:pos="2520"/>
+        </w:tabs>
+        <w:ind w:left="2520" w:hanging="360"/>
+      </w:pPr>
+      <w:rPr/>
+    </w:lvl>
+    <w:lvl w:ilvl="6">
+      <w:start w:val="1"/>
+      <w:numFmt w:val="decimal"/>
+      <w:lvlText w:val="%7."/>
+      <w:lvlJc w:val="left"/>
+      <w:pPr>
+        <w:tabs>
+          <w:tab w:val="num" w:pos="2880"/>
+        </w:tabs>
+        <w:ind w:left="2880" w:hanging="360"/>
+      </w:pPr>
+      <w:rPr/>
+    </w:lvl>
+    <w:lvl w:ilvl="7">
+      <w:start w:val="1"/>
+      <w:numFmt w:val="decimal"/>
+      <w:lvlText w:val="%8."/>
+      <w:lvlJc w:val="left"/>
+      <w:pPr>
+        <w:tabs>
+          <w:tab w:val="num" w:pos="3240"/>
+        </w:tabs>
+        <w:ind w:left="3240" w:hanging="360"/>
+      </w:pPr>
+      <w:rPr/>
+    </w:lvl>
+    <w:lvl w:ilvl="8">
+      <w:start w:val="1"/>
+      <w:numFmt w:val="decimal"/>
+      <w:lvlText w:val="%9."/>
+      <w:lvlJc w:val="left"/>
+      <w:pPr>
+        <w:tabs>
+          <w:tab w:val="num" w:pos="3600"/>
+        </w:tabs>
+        <w:ind w:left="3600" w:hanging="360"/>
+      </w:pPr>
+      <w:rPr/>
+    </w:lvl>
+  </w:abstractNum>
+  <w:abstractNum w:abstractNumId="9">
+    <w:lvl w:ilvl="0">
+      <w:start w:val="1"/>
+      <w:numFmt w:val="decimal"/>
+      <w:lvlText w:val="%1."/>
+      <w:lvlJc w:val="left"/>
+      <w:pPr>
+        <w:tabs>
+          <w:tab w:val="num" w:pos="0"/>
+        </w:tabs>
+        <w:ind w:left="720" w:hanging="360"/>
+      </w:pPr>
+      <w:rPr/>
+    </w:lvl>
+    <w:lvl w:ilvl="1">
+      <w:start w:val="1"/>
+      <w:numFmt w:val="decimal"/>
+      <w:lvlText w:val="%2."/>
+      <w:lvlJc w:val="left"/>
+      <w:pPr>
+        <w:tabs>
+          <w:tab w:val="num" w:pos="1080"/>
+        </w:tabs>
+        <w:ind w:left="1080" w:hanging="360"/>
+      </w:pPr>
+      <w:rPr/>
+    </w:lvl>
+    <w:lvl w:ilvl="2">
+      <w:start w:val="1"/>
+      <w:numFmt w:val="decimal"/>
+      <w:lvlText w:val="%3."/>
+      <w:lvlJc w:val="left"/>
+      <w:pPr>
+        <w:tabs>
+          <w:tab w:val="num" w:pos="1440"/>
+        </w:tabs>
+        <w:ind w:left="1440" w:hanging="360"/>
+      </w:pPr>
+      <w:rPr/>
+    </w:lvl>
+    <w:lvl w:ilvl="3">
+      <w:start w:val="1"/>
+      <w:numFmt w:val="decimal"/>
+      <w:lvlText w:val="%4."/>
+      <w:lvlJc w:val="left"/>
+      <w:pPr>
+        <w:tabs>
+          <w:tab w:val="num" w:pos="1800"/>
+        </w:tabs>
+        <w:ind w:left="1800" w:hanging="360"/>
+      </w:pPr>
+      <w:rPr/>
+    </w:lvl>
+    <w:lvl w:ilvl="4">
+      <w:start w:val="1"/>
+      <w:numFmt w:val="decimal"/>
+      <w:lvlText w:val="%5."/>
+      <w:lvlJc w:val="left"/>
+      <w:pPr>
+        <w:tabs>
+          <w:tab w:val="num" w:pos="2160"/>
+        </w:tabs>
+        <w:ind w:left="2160" w:hanging="360"/>
+      </w:pPr>
+      <w:rPr/>
+    </w:lvl>
+    <w:lvl w:ilvl="5">
+      <w:start w:val="1"/>
+      <w:numFmt w:val="decimal"/>
+      <w:lvlText w:val="%6."/>
+      <w:lvlJc w:val="left"/>
+      <w:pPr>
+        <w:tabs>
+          <w:tab w:val="num" w:pos="2520"/>
+        </w:tabs>
+        <w:ind w:left="2520" w:hanging="360"/>
+      </w:pPr>
+      <w:rPr/>
+    </w:lvl>
+    <w:lvl w:ilvl="6">
+      <w:start w:val="1"/>
+      <w:numFmt w:val="decimal"/>
+      <w:lvlText w:val="%7."/>
+      <w:lvlJc w:val="left"/>
+      <w:pPr>
+        <w:tabs>
+          <w:tab w:val="num" w:pos="2880"/>
+        </w:tabs>
+        <w:ind w:left="2880" w:hanging="360"/>
+      </w:pPr>
+      <w:rPr/>
+    </w:lvl>
+    <w:lvl w:ilvl="7">
+      <w:start w:val="1"/>
+      <w:numFmt w:val="decimal"/>
+      <w:lvlText w:val="%8."/>
+      <w:lvlJc w:val="left"/>
+      <w:pPr>
+        <w:tabs>
+          <w:tab w:val="num" w:pos="3240"/>
+        </w:tabs>
+        <w:ind w:left="3240" w:hanging="360"/>
+      </w:pPr>
+      <w:rPr/>
+    </w:lvl>
+    <w:lvl w:ilvl="8">
+      <w:start w:val="1"/>
+      <w:numFmt w:val="decimal"/>
+      <w:lvlText w:val="%9."/>
+      <w:lvlJc w:val="left"/>
+      <w:pPr>
+        <w:tabs>
+          <w:tab w:val="num" w:pos="3600"/>
+        </w:tabs>
+        <w:ind w:left="3600" w:hanging="360"/>
+      </w:pPr>
+      <w:rPr/>
+    </w:lvl>
+  </w:abstractNum>
+  <w:abstractNum w:abstractNumId="10">
     <w:lvl w:ilvl="0">
       <w:start w:val="1"/>
       <w:numFmt w:val="none"/>
@@ -8050,37 +8420,43 @@
     <w:abstractNumId w:val="4"/>
   </w:num>
   <w:num w:numId="5">
-    <w:abstractNumId w:val="3"/>
+    <w:abstractNumId w:val="5"/>
   </w:num>
   <w:num w:numId="6">
-    <w:abstractNumId w:val="3"/>
+    <w:abstractNumId w:val="6"/>
   </w:num>
   <w:num w:numId="7">
-    <w:abstractNumId w:val="3"/>
+    <w:abstractNumId w:val="7"/>
   </w:num>
   <w:num w:numId="8">
-    <w:abstractNumId w:val="3"/>
+    <w:abstractNumId w:val="8"/>
   </w:num>
   <w:num w:numId="9">
-    <w:abstractNumId w:val="3"/>
+    <w:abstractNumId w:val="9"/>
   </w:num>
   <w:num w:numId="10">
-    <w:abstractNumId w:val="3"/>
+    <w:abstractNumId w:val="10"/>
   </w:num>
   <w:num w:numId="11">
-    <w:abstractNumId w:val="3"/>
+    <w:abstractNumId w:val="2"/>
   </w:num>
   <w:num w:numId="12">
-    <w:abstractNumId w:val="3"/>
+    <w:abstractNumId w:val="2"/>
   </w:num>
   <w:num w:numId="13">
-    <w:abstractNumId w:val="3"/>
+    <w:abstractNumId w:val="2"/>
   </w:num>
   <w:num w:numId="14">
-    <w:abstractNumId w:val="3"/>
+    <w:abstractNumId w:val="2"/>
   </w:num>
   <w:num w:numId="15">
-    <w:abstractNumId w:val="3"/>
+    <w:abstractNumId w:val="2"/>
+  </w:num>
+  <w:num w:numId="16">
+    <w:abstractNumId w:val="2"/>
+  </w:num>
+  <w:num w:numId="17">
+    <w:abstractNumId w:val="2"/>
   </w:num>
 </w:numbering>
 </file>
